--- a/Toy_Instructions/Bubble/Little_Kids_CoComelon_Musical_Bubble_Machine/Little_Kids_CoComelon_Musical_Bubble_Machine_Maker_Guide.docx
+++ b/Toy_Instructions/Bubble/Little_Kids_CoComelon_Musical_Bubble_Machine/Little_Kids_CoComelon_Musical_Bubble_Machine_Maker_Guide.docx
@@ -335,8 +335,62 @@
               </w:rPr>
             </w:pPr>
           </w:p>
-          <w:p/>
-          <w:p/>
+          <w:p>
+            <w:pPr>
+              <w:rPr>
+                <w:sz w:val="24"/>
+                <w:szCs w:val="24"/>
+              </w:rPr>
+            </w:pPr>
+            <w:r>
+              <w:rPr>
+                <w:sz w:val="24"/>
+                <w:szCs w:val="24"/>
+              </w:rPr>
+              <w:t xml:space="preserve">Refer to the </w:t>
+            </w:r>
+            <w:hyperlink r:id="rId13" w:history="1">
+              <w:r>
+                <w:rPr>
+                  <w:rStyle w:val="Hyperlink"/>
+                  <w:sz w:val="24"/>
+                  <w:szCs w:val="24"/>
+                </w:rPr>
+                <w:t>Tool and Component List</w:t>
+              </w:r>
+            </w:hyperlink>
+            <w:r>
+              <w:rPr>
+                <w:sz w:val="24"/>
+                <w:szCs w:val="24"/>
+              </w:rPr>
+              <w:t xml:space="preserve"> for purchasing details.</w:t>
+            </w:r>
+          </w:p>
+          <w:p>
+            <w:pPr>
+              <w:rPr>
+                <w:sz w:val="24"/>
+                <w:szCs w:val="24"/>
+              </w:rPr>
+            </w:pPr>
+          </w:p>
+          <w:p>
+            <w:pPr>
+              <w:rPr>
+                <w:sz w:val="24"/>
+                <w:szCs w:val="24"/>
+              </w:rPr>
+            </w:pPr>
+          </w:p>
+          <w:p>
+            <w:pPr>
+              <w:rPr>
+                <w:sz w:val="24"/>
+                <w:szCs w:val="24"/>
+              </w:rPr>
+            </w:pPr>
+          </w:p>
         </w:tc>
       </w:tr>
       <w:tr>
@@ -386,7 +440,7 @@
                           <pic:cNvPicPr/>
                         </pic:nvPicPr>
                         <pic:blipFill rotWithShape="1">
-                          <a:blip r:embed="rId13">
+                          <a:blip r:embed="rId14">
                             <a:extLst>
                               <a:ext uri="{28A0092B-C50C-407E-A947-70E740481C1C}">
                                 <a14:useLocalDpi xmlns:a14="http://schemas.microsoft.com/office/drawing/2010/main" val="0"/>
@@ -484,7 +538,7 @@
                                 </pic:cNvPicPr>
                               </pic:nvPicPr>
                               <pic:blipFill rotWithShape="1">
-                                <a:blip r:embed="rId14" cstate="print">
+                                <a:blip r:embed="rId15" cstate="print">
                                   <a:extLst>
                                     <a:ext uri="{28A0092B-C50C-407E-A947-70E740481C1C}">
                                       <a14:useLocalDpi xmlns:a14="http://schemas.microsoft.com/office/drawing/2010/main" val="0"/>
@@ -521,7 +575,7 @@
                                 </pic:cNvPicPr>
                               </pic:nvPicPr>
                               <pic:blipFill rotWithShape="1">
-                                <a:blip r:embed="rId14" cstate="print">
+                                <a:blip r:embed="rId15" cstate="print">
                                   <a:extLst>
                                     <a:ext uri="{28A0092B-C50C-407E-A947-70E740481C1C}">
                                       <a14:useLocalDpi xmlns:a14="http://schemas.microsoft.com/office/drawing/2010/main" val="0"/>
@@ -558,7 +612,7 @@
                                 </pic:cNvPicPr>
                               </pic:nvPicPr>
                               <pic:blipFill>
-                                <a:blip r:embed="rId15">
+                                <a:blip r:embed="rId16">
                                   <a:extLst>
                                     <a:ext uri="{28A0092B-C50C-407E-A947-70E740481C1C}">
                                       <a14:useLocalDpi xmlns:a14="http://schemas.microsoft.com/office/drawing/2010/main" val="0"/>
@@ -610,13 +664,13 @@
                         <o:lock v:ext="edit" aspectratio="t"/>
                       </v:shapetype>
                       <v:shape id="Picture 1824767730" o:spid="_x0000_s1027" type="#_x0000_t75" alt="One duracell battery" style="position:absolute;width:6286;height:14033;visibility:visible;mso-wrap-style:square" o:gfxdata="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">
-                        <v:imagedata r:id="rId16" o:title="One duracell battery" cropleft="17617f" cropright="18514f"/>
+                        <v:imagedata r:id="rId17" o:title="One duracell battery" cropleft="17617f" cropright="18514f"/>
                       </v:shape>
                       <v:shape id="Picture 993697240" o:spid="_x0000_s1028" type="#_x0000_t75" alt="One duracell battery" style="position:absolute;left:4247;top:49;width:6299;height:14047;visibility:visible;mso-wrap-style:square" o:gfxdata="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">
-                        <v:imagedata r:id="rId16" o:title="One duracell battery" cropleft="17617f" cropright="18514f"/>
+                        <v:imagedata r:id="rId17" o:title="One duracell battery" cropleft="17617f" cropright="18514f"/>
                       </v:shape>
                       <v:shape id="Picture 2" o:spid="_x0000_s1029" type="#_x0000_t75" style="position:absolute;left:8744;top:49;width:6337;height:14021;visibility:visible;mso-wrap-style:square" o:gfxdata="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">
-                        <v:imagedata r:id="rId17" o:title=""/>
+                        <v:imagedata r:id="rId18" o:title=""/>
                       </v:shape>
                     </v:group>
                   </w:pict>
@@ -863,7 +917,7 @@
                           <pic:cNvPicPr/>
                         </pic:nvPicPr>
                         <pic:blipFill>
-                          <a:blip r:embed="rId18" cstate="print">
+                          <a:blip r:embed="rId19" cstate="print">
                             <a:extLst>
                               <a:ext uri="{28A0092B-C50C-407E-A947-70E740481C1C}">
                                 <a14:useLocalDpi xmlns:a14="http://schemas.microsoft.com/office/drawing/2010/main" val="0"/>
@@ -1122,7 +1176,7 @@
                           <pic:cNvPicPr/>
                         </pic:nvPicPr>
                         <pic:blipFill>
-                          <a:blip r:embed="rId19" cstate="print">
+                          <a:blip r:embed="rId20" cstate="print">
                             <a:extLst>
                               <a:ext uri="{28A0092B-C50C-407E-A947-70E740481C1C}">
                                 <a14:useLocalDpi xmlns:a14="http://schemas.microsoft.com/office/drawing/2010/main" val="0"/>
@@ -1361,7 +1415,7 @@
                     </wp:anchor>
                   </w:drawing>
                 </mc:Choice>
-                <mc:Fallback xmlns:a14="http://schemas.microsoft.com/office/drawing/2010/main" xmlns:pic="http://schemas.openxmlformats.org/drawingml/2006/picture" xmlns:a="http://schemas.openxmlformats.org/drawingml/2006/main">
+                <mc:Fallback xmlns:a="http://schemas.openxmlformats.org/drawingml/2006/main" xmlns:pic="http://schemas.openxmlformats.org/drawingml/2006/picture" xmlns:a14="http://schemas.microsoft.com/office/drawing/2010/main">
                   <w:pict>
                     <v:oval id="Oval 43" style="position:absolute;margin-left:94.85pt;margin-top:28.15pt;width:16pt;height:13.5pt;z-index:251679744;visibility:visible;mso-wrap-style:square;mso-wrap-distance-left:9pt;mso-wrap-distance-top:0;mso-wrap-distance-right:9pt;mso-wrap-distance-bottom:0;mso-position-horizontal:absolute;mso-position-horizontal-relative:text;mso-position-vertical:absolute;mso-position-vertical-relative:text;v-text-anchor:middle" o:spid="_x0000_s1026" filled="f" strokecolor="red" strokeweight="1pt" w14:anchorId="6DC42C67" o:gfxdata="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">
                       <v:stroke joinstyle="miter"/>
@@ -1551,7 +1605,7 @@
                     </wp:anchor>
                   </w:drawing>
                 </mc:Choice>
-                <mc:Fallback xmlns:a14="http://schemas.microsoft.com/office/drawing/2010/main" xmlns:pic="http://schemas.openxmlformats.org/drawingml/2006/picture" xmlns:a="http://schemas.openxmlformats.org/drawingml/2006/main">
+                <mc:Fallback xmlns:a="http://schemas.openxmlformats.org/drawingml/2006/main" xmlns:pic="http://schemas.openxmlformats.org/drawingml/2006/picture" xmlns:a14="http://schemas.microsoft.com/office/drawing/2010/main">
                   <w:pict>
                     <v:shapetype id="_x0000_t32" coordsize="21600,21600" o:oned="t" filled="f" o:spt="32" path="m,l21600,21600e" w14:anchorId="4D190ECD">
                       <v:path fillok="f" arrowok="t" o:connecttype="none"/>
@@ -1569,7 +1623,7 @@
                 <w:noProof/>
               </w:rPr>
               <w:drawing>
-                <wp:inline distT="0" distB="0" distL="0" distR="0" wp14:anchorId="348EE850" wp14:editId="3DC1DB21">
+                <wp:inline distT="0" distB="0" distL="0" distR="0" wp14:anchorId="348EE850" wp14:editId="2613D137">
                   <wp:extent cx="2286000" cy="3049200"/>
                   <wp:effectExtent l="0" t="0" r="0" b="0"/>
                   <wp:docPr id="8" name="Picture 8"/>
@@ -1586,7 +1640,7 @@
                           </pic:cNvPicPr>
                         </pic:nvPicPr>
                         <pic:blipFill>
-                          <a:blip r:embed="rId20" cstate="print">
+                          <a:blip r:embed="rId21" cstate="print">
                             <a:extLst>
                               <a:ext uri="{28A0092B-C50C-407E-A947-70E740481C1C}">
                                 <a14:useLocalDpi xmlns:a14="http://schemas.microsoft.com/office/drawing/2010/main" val="0"/>
@@ -1849,7 +1903,7 @@
                     </wp:anchor>
                   </w:drawing>
                 </mc:Choice>
-                <mc:Fallback xmlns:a14="http://schemas.microsoft.com/office/drawing/2010/main" xmlns:pic="http://schemas.openxmlformats.org/drawingml/2006/picture" xmlns:a="http://schemas.openxmlformats.org/drawingml/2006/main">
+                <mc:Fallback xmlns:a="http://schemas.openxmlformats.org/drawingml/2006/main" xmlns:pic="http://schemas.openxmlformats.org/drawingml/2006/picture" xmlns:a14="http://schemas.microsoft.com/office/drawing/2010/main">
                   <w:pict>
                     <v:shape id="Straight Arrow Connector 40" style="position:absolute;margin-left:82.3pt;margin-top:99.15pt;width:21.5pt;height:11.5pt;flip:y;z-index:251676672;visibility:visible;mso-wrap-style:square;mso-wrap-distance-left:9pt;mso-wrap-distance-top:0;mso-wrap-distance-right:9pt;mso-wrap-distance-bottom:0;mso-position-horizontal:absolute;mso-position-horizontal-relative:text;mso-position-vertical:absolute;mso-position-vertical-relative:text" o:spid="_x0000_s1026" strokecolor="#ef373e [3205]" strokeweight=".5pt" type="#_x0000_t32" o:gfxdata="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" w14:anchorId="52414462">
                       <v:stroke joinstyle="miter" endarrow="block"/>
@@ -1863,7 +1917,7 @@
                 <w:noProof/>
               </w:rPr>
               <w:drawing>
-                <wp:anchor distT="0" distB="0" distL="114300" distR="114300" simplePos="0" relativeHeight="251658240" behindDoc="0" locked="0" layoutInCell="1" allowOverlap="1" wp14:anchorId="40399F9A" wp14:editId="40E21EBC">
+                <wp:anchor distT="0" distB="0" distL="114300" distR="114300" simplePos="0" relativeHeight="251658240" behindDoc="0" locked="0" layoutInCell="1" allowOverlap="1" wp14:anchorId="40399F9A" wp14:editId="45749F65">
                   <wp:simplePos x="0" y="0"/>
                   <wp:positionH relativeFrom="column">
                     <wp:posOffset>-3810</wp:posOffset>
@@ -1888,7 +1942,7 @@
                           </pic:cNvPicPr>
                         </pic:nvPicPr>
                         <pic:blipFill>
-                          <a:blip r:embed="rId21" cstate="print">
+                          <a:blip r:embed="rId22" cstate="print">
                             <a:extLst>
                               <a:ext uri="{28A0092B-C50C-407E-A947-70E740481C1C}">
                                 <a14:useLocalDpi xmlns:a14="http://schemas.microsoft.com/office/drawing/2010/main" val="0"/>
@@ -2028,7 +2082,7 @@
                     </wp:anchor>
                   </w:drawing>
                 </mc:Choice>
-                <mc:Fallback xmlns:a14="http://schemas.microsoft.com/office/drawing/2010/main" xmlns:pic="http://schemas.openxmlformats.org/drawingml/2006/picture" xmlns:a="http://schemas.openxmlformats.org/drawingml/2006/main">
+                <mc:Fallback xmlns:a="http://schemas.openxmlformats.org/drawingml/2006/main" xmlns:pic="http://schemas.openxmlformats.org/drawingml/2006/picture" xmlns:a14="http://schemas.microsoft.com/office/drawing/2010/main">
                   <w:pict>
                     <v:shapetype id="_x0000_t120" coordsize="21600,21600" o:spt="120" path="m10800,qx,10800,10800,21600,21600,10800,10800,xe" w14:anchorId="36290DA9">
                       <v:path textboxrect="3163,3163,18437,18437" gradientshapeok="t" o:connecttype="custom" o:connectlocs="10800,0;3163,3163;0,10800;3163,18437;10800,21600;18437,18437;21600,10800;18437,3163"/>
@@ -2110,7 +2164,7 @@
                     </wp:anchor>
                   </w:drawing>
                 </mc:Choice>
-                <mc:Fallback xmlns:a14="http://schemas.microsoft.com/office/drawing/2010/main" xmlns:pic="http://schemas.openxmlformats.org/drawingml/2006/picture" xmlns:a="http://schemas.openxmlformats.org/drawingml/2006/main">
+                <mc:Fallback xmlns:a="http://schemas.openxmlformats.org/drawingml/2006/main" xmlns:pic="http://schemas.openxmlformats.org/drawingml/2006/picture" xmlns:a14="http://schemas.microsoft.com/office/drawing/2010/main">
                   <w:pict>
                     <v:shape id="Flowchart: Connector 56" style="position:absolute;margin-left:92.35pt;margin-top:92pt;width:24pt;height:16.5pt;z-index:251705344;visibility:visible;mso-wrap-style:square;mso-height-percent:0;mso-wrap-distance-left:9pt;mso-wrap-distance-top:0;mso-wrap-distance-right:9pt;mso-wrap-distance-bottom:0;mso-position-horizontal:absolute;mso-position-horizontal-relative:text;mso-position-vertical:absolute;mso-position-vertical-relative:text;mso-height-percent:0;mso-height-relative:margin;v-text-anchor:middle" o:spid="_x0000_s1026" filled="f" strokecolor="red" strokeweight="3pt" type="#_x0000_t120" o:gfxdata="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" w14:anchorId="5F27954A">
                       <v:stroke joinstyle="miter"/>
@@ -2194,7 +2248,7 @@
                     </wp:anchor>
                   </w:drawing>
                 </mc:Choice>
-                <mc:Fallback xmlns:a14="http://schemas.microsoft.com/office/drawing/2010/main" xmlns:pic="http://schemas.openxmlformats.org/drawingml/2006/picture" xmlns:a="http://schemas.openxmlformats.org/drawingml/2006/main">
+                <mc:Fallback xmlns:a="http://schemas.openxmlformats.org/drawingml/2006/main" xmlns:pic="http://schemas.openxmlformats.org/drawingml/2006/picture" xmlns:a14="http://schemas.microsoft.com/office/drawing/2010/main">
                   <w:pict>
                     <v:shape id="Multiplication Sign 50" style="position:absolute;margin-left:77.35pt;margin-top:68pt;width:20pt;height:16pt;z-index:251685888;visibility:visible;mso-wrap-style:square;mso-width-percent:0;mso-height-percent:0;mso-wrap-distance-left:9pt;mso-wrap-distance-top:0;mso-wrap-distance-right:9pt;mso-wrap-distance-bottom:0;mso-position-horizontal:absolute;mso-position-horizontal-relative:text;mso-position-vertical:absolute;mso-position-vertical-relative:text;mso-width-percent:0;mso-height-percent:0;mso-width-relative:margin;mso-height-relative:margin;v-text-anchor:middle" coordsize="254000,203200" o:spid="_x0000_s1026" fillcolor="red" strokecolor="black [3213]" strokeweight="1pt" path="m46077,67463l75932,30144r51068,40854l178068,30144r29855,37319l165253,101600r42670,34137l178068,173056,127000,132202,75932,173056,46077,135737,88747,101600,46077,67463xe" o:gfxdata="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" w14:anchorId="796E9DCE">
                       <v:stroke joinstyle="miter"/>
@@ -2209,7 +2263,7 @@
                 <w:noProof/>
               </w:rPr>
               <w:drawing>
-                <wp:inline distT="0" distB="0" distL="0" distR="0" wp14:anchorId="56C96ACA" wp14:editId="68849201">
+                <wp:inline distT="0" distB="0" distL="0" distR="0" wp14:anchorId="56C96ACA" wp14:editId="3A2F58F6">
                   <wp:extent cx="3049200" cy="2286000"/>
                   <wp:effectExtent l="0" t="0" r="0" b="0"/>
                   <wp:docPr id="10" name="Picture 10"/>
@@ -2226,7 +2280,7 @@
                           </pic:cNvPicPr>
                         </pic:nvPicPr>
                         <pic:blipFill>
-                          <a:blip r:embed="rId22" cstate="print">
+                          <a:blip r:embed="rId23" cstate="print">
                             <a:extLst>
                               <a:ext uri="{28A0092B-C50C-407E-A947-70E740481C1C}">
                                 <a14:useLocalDpi xmlns:a14="http://schemas.microsoft.com/office/drawing/2010/main" val="0"/>
@@ -2507,7 +2561,7 @@
                     </wp:anchor>
                   </w:drawing>
                 </mc:Choice>
-                <mc:Fallback xmlns:a14="http://schemas.microsoft.com/office/drawing/2010/main" xmlns:pic="http://schemas.openxmlformats.org/drawingml/2006/picture" xmlns:a="http://schemas.openxmlformats.org/drawingml/2006/main">
+                <mc:Fallback xmlns:a="http://schemas.openxmlformats.org/drawingml/2006/main" xmlns:pic="http://schemas.openxmlformats.org/drawingml/2006/picture" xmlns:a14="http://schemas.microsoft.com/office/drawing/2010/main">
                   <w:pict>
                     <v:shape id="Flowchart: Connector 11" style="position:absolute;margin-left:117.3pt;margin-top:128.05pt;width:17.3pt;height:17.3pt;z-index:251711488;visibility:visible;mso-wrap-style:square;mso-width-percent:0;mso-height-percent:0;mso-wrap-distance-left:9pt;mso-wrap-distance-top:0;mso-wrap-distance-right:9pt;mso-wrap-distance-bottom:0;mso-position-horizontal:absolute;mso-position-horizontal-relative:text;mso-position-vertical:absolute;mso-position-vertical-relative:text;mso-width-percent:0;mso-height-percent:0;mso-width-relative:margin;mso-height-relative:margin;v-text-anchor:middle" o:spid="_x0000_s1026" filled="f" strokecolor="red" strokeweight="3pt" type="#_x0000_t120" o:gfxdata="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" w14:anchorId="1C05EA5D">
                       <v:stroke joinstyle="miter"/>
@@ -2536,7 +2590,7 @@
                           <pic:cNvPicPr/>
                         </pic:nvPicPr>
                         <pic:blipFill>
-                          <a:blip r:embed="rId23" cstate="print">
+                          <a:blip r:embed="rId24" cstate="print">
                             <a:extLst>
                               <a:ext uri="{28A0092B-C50C-407E-A947-70E740481C1C}">
                                 <a14:useLocalDpi xmlns:a14="http://schemas.microsoft.com/office/drawing/2010/main" val="0"/>
@@ -2734,7 +2788,7 @@
                     </wp:anchor>
                   </w:drawing>
                 </mc:Choice>
-                <mc:Fallback xmlns:a14="http://schemas.microsoft.com/office/drawing/2010/main" xmlns:pic="http://schemas.openxmlformats.org/drawingml/2006/picture" xmlns:a="http://schemas.openxmlformats.org/drawingml/2006/main">
+                <mc:Fallback xmlns:a="http://schemas.openxmlformats.org/drawingml/2006/main" xmlns:pic="http://schemas.openxmlformats.org/drawingml/2006/picture" xmlns:a14="http://schemas.microsoft.com/office/drawing/2010/main">
                   <w:pict>
                     <v:shape id="Flowchart: Connector 15" style="position:absolute;margin-left:73.5pt;margin-top:127.6pt;width:19.8pt;height:15.4pt;z-index:251713536;visibility:visible;mso-wrap-style:square;mso-width-percent:0;mso-height-percent:0;mso-wrap-distance-left:9pt;mso-wrap-distance-top:0;mso-wrap-distance-right:9pt;mso-wrap-distance-bottom:0;mso-position-horizontal:absolute;mso-position-horizontal-relative:text;mso-position-vertical:absolute;mso-position-vertical-relative:text;mso-width-percent:0;mso-height-percent:0;mso-width-relative:margin;mso-height-relative:margin;v-text-anchor:middle" o:spid="_x0000_s1026" filled="f" strokecolor="red" strokeweight="3pt" type="#_x0000_t120" o:gfxdata="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" w14:anchorId="0F451F4C">
                       <v:stroke joinstyle="miter"/>
@@ -2803,7 +2857,7 @@
                     </wp:anchor>
                   </w:drawing>
                 </mc:Choice>
-                <mc:Fallback xmlns:a14="http://schemas.microsoft.com/office/drawing/2010/main" xmlns:pic="http://schemas.openxmlformats.org/drawingml/2006/picture" xmlns:a="http://schemas.openxmlformats.org/drawingml/2006/main">
+                <mc:Fallback xmlns:a="http://schemas.openxmlformats.org/drawingml/2006/main" xmlns:pic="http://schemas.openxmlformats.org/drawingml/2006/picture" xmlns:a14="http://schemas.microsoft.com/office/drawing/2010/main">
                   <w:pict>
                     <v:shape id="Straight Arrow Connector 14" style="position:absolute;margin-left:22.5pt;margin-top:173.05pt;width:11.9pt;height:22.55pt;flip:y;z-index:251712512;visibility:visible;mso-wrap-style:square;mso-wrap-distance-left:9pt;mso-wrap-distance-top:0;mso-wrap-distance-right:9pt;mso-wrap-distance-bottom:0;mso-position-horizontal:absolute;mso-position-horizontal-relative:text;mso-position-vertical:absolute;mso-position-vertical-relative:text" o:spid="_x0000_s1026" strokecolor="red" strokeweight="3pt" type="#_x0000_t32" o:gfxdata="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" w14:anchorId="598CFB30">
                       <v:stroke joinstyle="miter" endarrow="block"/>
@@ -2835,7 +2889,7 @@
                           <pic:cNvPicPr/>
                         </pic:nvPicPr>
                         <pic:blipFill>
-                          <a:blip r:embed="rId24" cstate="print">
+                          <a:blip r:embed="rId25" cstate="print">
                             <a:extLst>
                               <a:ext uri="{28A0092B-C50C-407E-A947-70E740481C1C}">
                                 <a14:useLocalDpi xmlns:a14="http://schemas.microsoft.com/office/drawing/2010/main" val="0"/>
@@ -3041,7 +3095,7 @@
                     </wp:anchor>
                   </w:drawing>
                 </mc:Choice>
-                <mc:Fallback xmlns:a14="http://schemas.microsoft.com/office/drawing/2010/main" xmlns:pic="http://schemas.openxmlformats.org/drawingml/2006/picture" xmlns:a="http://schemas.openxmlformats.org/drawingml/2006/main">
+                <mc:Fallback xmlns:a="http://schemas.openxmlformats.org/drawingml/2006/main" xmlns:pic="http://schemas.openxmlformats.org/drawingml/2006/picture" xmlns:a14="http://schemas.microsoft.com/office/drawing/2010/main">
                   <w:pict>
                     <v:shape id="Flowchart: Connector 19" style="position:absolute;margin-left:91.35pt;margin-top:108.3pt;width:24.4pt;height:20.65pt;z-index:251714560;visibility:visible;mso-wrap-style:square;mso-wrap-distance-left:9pt;mso-wrap-distance-top:0;mso-wrap-distance-right:9pt;mso-wrap-distance-bottom:0;mso-position-horizontal:absolute;mso-position-horizontal-relative:text;mso-position-vertical:absolute;mso-position-vertical-relative:text;v-text-anchor:middle" o:spid="_x0000_s1026" filled="f" strokecolor="red" strokeweight="3pt" type="#_x0000_t120" o:gfxdata="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" w14:anchorId="7C918A9D">
                       <v:stroke joinstyle="miter"/>
@@ -3070,7 +3124,7 @@
                           <pic:cNvPicPr/>
                         </pic:nvPicPr>
                         <pic:blipFill rotWithShape="1">
-                          <a:blip r:embed="rId25" cstate="print">
+                          <a:blip r:embed="rId26" cstate="print">
                             <a:extLst>
                               <a:ext uri="{28A0092B-C50C-407E-A947-70E740481C1C}">
                                 <a14:useLocalDpi xmlns:a14="http://schemas.microsoft.com/office/drawing/2010/main" val="0"/>
@@ -3224,7 +3278,7 @@
                           <pic:cNvPicPr/>
                         </pic:nvPicPr>
                         <pic:blipFill>
-                          <a:blip r:embed="rId26" cstate="print">
+                          <a:blip r:embed="rId27" cstate="print">
                             <a:extLst>
                               <a:ext uri="{28A0092B-C50C-407E-A947-70E740481C1C}">
                                 <a14:useLocalDpi xmlns:a14="http://schemas.microsoft.com/office/drawing/2010/main" val="0"/>
@@ -3395,7 +3449,7 @@
                     </wp:anchor>
                   </w:drawing>
                 </mc:Choice>
-                <mc:Fallback xmlns:a14="http://schemas.microsoft.com/office/drawing/2010/main" xmlns:pic="http://schemas.openxmlformats.org/drawingml/2006/picture" xmlns:a="http://schemas.openxmlformats.org/drawingml/2006/main">
+                <mc:Fallback xmlns:a="http://schemas.openxmlformats.org/drawingml/2006/main" xmlns:pic="http://schemas.openxmlformats.org/drawingml/2006/picture" xmlns:a14="http://schemas.microsoft.com/office/drawing/2010/main">
                   <w:pict>
                     <v:shape id="Flowchart: Connector 12" style="position:absolute;margin-left:76.35pt;margin-top:59.6pt;width:12pt;height:11pt;z-index:251715584;visibility:visible;mso-wrap-style:square;mso-wrap-distance-left:9pt;mso-wrap-distance-top:0;mso-wrap-distance-right:9pt;mso-wrap-distance-bottom:0;mso-position-horizontal:absolute;mso-position-horizontal-relative:text;mso-position-vertical:absolute;mso-position-vertical-relative:text;v-text-anchor:middle" o:spid="_x0000_s1026" filled="f" strokecolor="red" strokeweight="3pt" type="#_x0000_t120" o:gfxdata="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" w14:anchorId="54C06748">
                       <v:stroke joinstyle="miter"/>
@@ -3424,7 +3478,7 @@
                           <pic:cNvPicPr/>
                         </pic:nvPicPr>
                         <pic:blipFill>
-                          <a:blip r:embed="rId27" cstate="print">
+                          <a:blip r:embed="rId28" cstate="print">
                             <a:extLst>
                               <a:ext uri="{28A0092B-C50C-407E-A947-70E740481C1C}">
                                 <a14:useLocalDpi xmlns:a14="http://schemas.microsoft.com/office/drawing/2010/main" val="0"/>
@@ -3590,7 +3644,7 @@
                           <pic:cNvPicPr/>
                         </pic:nvPicPr>
                         <pic:blipFill>
-                          <a:blip r:embed="rId28" cstate="print">
+                          <a:blip r:embed="rId29" cstate="print">
                             <a:extLst>
                               <a:ext uri="{28A0092B-C50C-407E-A947-70E740481C1C}">
                                 <a14:useLocalDpi xmlns:a14="http://schemas.microsoft.com/office/drawing/2010/main" val="0"/>
@@ -3849,7 +3903,7 @@
                           <pic:cNvPicPr/>
                         </pic:nvPicPr>
                         <pic:blipFill>
-                          <a:blip r:embed="rId29" cstate="print">
+                          <a:blip r:embed="rId30" cstate="print">
                             <a:extLst>
                               <a:ext uri="{28A0092B-C50C-407E-A947-70E740481C1C}">
                                 <a14:useLocalDpi xmlns:a14="http://schemas.microsoft.com/office/drawing/2010/main" val="0"/>
@@ -4041,23 +4095,7 @@
                 <w:sz w:val="24"/>
                 <w:szCs w:val="24"/>
               </w:rPr>
-              <w:t xml:space="preserve"> in </w:t>
-            </w:r>
-            <w:proofErr w:type="gramStart"/>
-            <w:r>
-              <w:rPr>
-                <w:sz w:val="24"/>
-                <w:szCs w:val="24"/>
-              </w:rPr>
-              <w:t>it’s</w:t>
-            </w:r>
-            <w:proofErr w:type="gramEnd"/>
-            <w:r>
-              <w:rPr>
-                <w:sz w:val="24"/>
-                <w:szCs w:val="24"/>
-              </w:rPr>
-              <w:t xml:space="preserve"> original spot</w:t>
+              <w:t xml:space="preserve"> in it’s original spot</w:t>
             </w:r>
             <w:r>
               <w:rPr>
@@ -4164,7 +4202,7 @@
                           <pic:cNvPicPr/>
                         </pic:nvPicPr>
                         <pic:blipFill>
-                          <a:blip r:embed="rId30">
+                          <a:blip r:embed="rId31">
                             <a:extLst>
                               <a:ext uri="{28A0092B-C50C-407E-A947-70E740481C1C}">
                                 <a14:useLocalDpi xmlns:a14="http://schemas.microsoft.com/office/drawing/2010/main" val="0"/>
@@ -4250,8 +4288,8 @@
     </w:tbl>
     <w:p/>
     <w:sectPr>
-      <w:headerReference w:type="default" r:id="rId31"/>
-      <w:footerReference w:type="default" r:id="rId32"/>
+      <w:headerReference w:type="default" r:id="rId32"/>
+      <w:footerReference w:type="default" r:id="rId33"/>
       <w:pgSz w:w="12240" w:h="15840"/>
       <w:pgMar w:top="1440" w:right="1440" w:bottom="1440" w:left="1440" w:header="720" w:footer="708" w:gutter="0"/>
       <w:cols w:space="708"/>
@@ -7338,6 +7376,10 @@
 </file>
 
 <file path=customXml/item1.xml><?xml version="1.0" encoding="utf-8"?>
+<b:Sources xmlns:b="http://schemas.openxmlformats.org/officeDocument/2006/bibliography" xmlns="http://schemas.openxmlformats.org/officeDocument/2006/bibliography" SelectedStyle="\APASixthEditionOfficeOnline.xsl" StyleName="APA" Version="6"/>
+</file>
+
+<file path=customXml/item2.xml><?xml version="1.0" encoding="utf-8"?>
 <p:properties xmlns:p="http://schemas.microsoft.com/office/2006/metadata/properties" xmlns:xsi="http://www.w3.org/2001/XMLSchema-instance" xmlns:pc="http://schemas.microsoft.com/office/infopath/2007/PartnerControls">
   <documentManagement>
     <TaxCatchAll xmlns="38b325e6-602c-452a-8617-173bf47082c5" xsi:nil="true"/>
@@ -7348,11 +7390,16 @@
 </p:properties>
 </file>
 
-<file path=customXml/item2.xml><?xml version="1.0" encoding="utf-8"?>
-<b:Sources xmlns:b="http://schemas.openxmlformats.org/officeDocument/2006/bibliography" xmlns="http://schemas.openxmlformats.org/officeDocument/2006/bibliography" SelectedStyle="\APASixthEditionOfficeOnline.xsl" StyleName="APA" Version="6"/>
+<file path=customXml/item3.xml><?xml version="1.0" encoding="utf-8"?>
+<?mso-contentType ?>
+<FormTemplates xmlns="http://schemas.microsoft.com/sharepoint/v3/contenttype/forms">
+  <Display>DocumentLibraryForm</Display>
+  <Edit>DocumentLibraryForm</Edit>
+  <New>DocumentLibraryForm</New>
+</FormTemplates>
 </file>
 
-<file path=customXml/item3.xml><?xml version="1.0" encoding="utf-8"?>
+<file path=customXml/item4.xml><?xml version="1.0" encoding="utf-8"?>
 <ct:contentTypeSchema xmlns:ct="http://schemas.microsoft.com/office/2006/metadata/contentType" xmlns:ma="http://schemas.microsoft.com/office/2006/metadata/properties/metaAttributes" ct:_="" ma:_="" ma:contentTypeName="Document" ma:contentTypeID="0x010100456CAEA290209545A9F8681F83603874" ma:contentTypeVersion="19" ma:contentTypeDescription="Create a new document." ma:contentTypeScope="" ma:versionID="4bf10bb897fc0ef406baa02b9d664253">
   <xsd:schema xmlns:xsd="http://www.w3.org/2001/XMLSchema" xmlns:xs="http://www.w3.org/2001/XMLSchema" xmlns:p="http://schemas.microsoft.com/office/2006/metadata/properties" xmlns:ns2="8cf100d1-0775-4feb-8634-62999c4541bc" xmlns:ns3="38b325e6-602c-452a-8617-173bf47082c5" targetNamespace="http://schemas.microsoft.com/office/2006/metadata/properties" ma:root="true" ma:fieldsID="1c6be4edf2b996d6a6f54fa7c1dd8d7b" ns2:_="" ns3:_="">
     <xsd:import namespace="8cf100d1-0775-4feb-8634-62999c4541bc"/>
@@ -7607,33 +7654,7 @@
 </ct:contentTypeSchema>
 </file>
 
-<file path=customXml/item4.xml><?xml version="1.0" encoding="utf-8"?>
-<?mso-contentType ?>
-<FormTemplates xmlns="http://schemas.microsoft.com/sharepoint/v3/contenttype/forms">
-  <Display>DocumentLibraryForm</Display>
-  <Edit>DocumentLibraryForm</Edit>
-  <New>DocumentLibraryForm</New>
-</FormTemplates>
-</file>
-
 <file path=customXml/itemProps1.xml><?xml version="1.0" encoding="utf-8"?>
-<ds:datastoreItem xmlns:ds="http://schemas.openxmlformats.org/officeDocument/2006/customXml" ds:itemID="{3A085C18-819E-4466-9494-DD461C39C2B0}">
-  <ds:schemaRefs>
-    <ds:schemaRef ds:uri="http://schemas.microsoft.com/office/2006/metadata/properties"/>
-    <ds:schemaRef ds:uri="http://purl.org/dc/elements/1.1/"/>
-    <ds:schemaRef ds:uri="http://schemas.microsoft.com/office/2006/documentManagement/types"/>
-    <ds:schemaRef ds:uri="8cf100d1-0775-4feb-8634-62999c4541bc"/>
-    <ds:schemaRef ds:uri="http://www.w3.org/XML/1998/namespace"/>
-    <ds:schemaRef ds:uri="http://schemas.microsoft.com/office/infopath/2007/PartnerControls"/>
-    <ds:schemaRef ds:uri="http://purl.org/dc/terms/"/>
-    <ds:schemaRef ds:uri="http://schemas.openxmlformats.org/package/2006/metadata/core-properties"/>
-    <ds:schemaRef ds:uri="38b325e6-602c-452a-8617-173bf47082c5"/>
-    <ds:schemaRef ds:uri="http://purl.org/dc/dcmitype/"/>
-  </ds:schemaRefs>
-</ds:datastoreItem>
-</file>
-
-<file path=customXml/itemProps2.xml><?xml version="1.0" encoding="utf-8"?>
 <ds:datastoreItem xmlns:ds="http://schemas.openxmlformats.org/officeDocument/2006/customXml" ds:itemID="{C438ADBA-56D5-474C-BF2C-97C24DDF66BD}">
   <ds:schemaRefs>
     <ds:schemaRef ds:uri="http://schemas.openxmlformats.org/officeDocument/2006/bibliography"/>
@@ -7641,7 +7662,26 @@
 </ds:datastoreItem>
 </file>
 
+<file path=customXml/itemProps2.xml><?xml version="1.0" encoding="utf-8"?>
+<ds:datastoreItem xmlns:ds="http://schemas.openxmlformats.org/officeDocument/2006/customXml" ds:itemID="{3A085C18-819E-4466-9494-DD461C39C2B0}">
+  <ds:schemaRefs>
+    <ds:schemaRef ds:uri="http://schemas.microsoft.com/office/2006/metadata/properties"/>
+    <ds:schemaRef ds:uri="http://schemas.microsoft.com/office/infopath/2007/PartnerControls"/>
+    <ds:schemaRef ds:uri="38b325e6-602c-452a-8617-173bf47082c5"/>
+    <ds:schemaRef ds:uri="8cf100d1-0775-4feb-8634-62999c4541bc"/>
+  </ds:schemaRefs>
+</ds:datastoreItem>
+</file>
+
 <file path=customXml/itemProps3.xml><?xml version="1.0" encoding="utf-8"?>
+<ds:datastoreItem xmlns:ds="http://schemas.openxmlformats.org/officeDocument/2006/customXml" ds:itemID="{2585761D-1AE9-4796-83E7-A2FC381967AF}">
+  <ds:schemaRefs>
+    <ds:schemaRef ds:uri="http://schemas.microsoft.com/sharepoint/v3/contenttype/forms"/>
+  </ds:schemaRefs>
+</ds:datastoreItem>
+</file>
+
+<file path=customXml/itemProps4.xml><?xml version="1.0" encoding="utf-8"?>
 <ds:datastoreItem xmlns:ds="http://schemas.openxmlformats.org/officeDocument/2006/customXml" ds:itemID="{3DEE527E-B756-4990-9813-2EE55F19B6B3}">
   <ds:schemaRefs>
     <ds:schemaRef ds:uri="http://schemas.microsoft.com/office/2006/metadata/contentType"/>
@@ -7658,12 +7698,4 @@
     <ds:schemaRef ds:uri="http://schemas.microsoft.com/internal/obd"/>
   </ds:schemaRefs>
 </ds:datastoreItem>
-</file>
-
-<file path=customXml/itemProps4.xml><?xml version="1.0" encoding="utf-8"?>
-<ds:datastoreItem xmlns:ds="http://schemas.openxmlformats.org/officeDocument/2006/customXml" ds:itemID="{2585761D-1AE9-4796-83E7-A2FC381967AF}">
-  <ds:schemaRefs>
-    <ds:schemaRef ds:uri="http://schemas.microsoft.com/sharepoint/v3/contenttype/forms"/>
-  </ds:schemaRefs>
-</ds:datastoreItem>
 </file>